--- a/Project 2/Background/Project 2 Interim Data Analysis Plan.docx
+++ b/Project 2/Background/Project 2 Interim Data Analysis Plan.docx
@@ -77,14 +77,7 @@
           <w:sz w:val="22"/>
           <w:szCs w:val="22"/>
         </w:rPr>
-        <w:t>aMCI</w:t>
-      </w:r>
-      <w:r>
-        <w:rPr>
-          <w:sz w:val="22"/>
-          <w:szCs w:val="22"/>
-        </w:rPr>
-        <w:t xml:space="preserve"> (</w:t>
+        <w:t>aMCI (</w:t>
       </w:r>
       <w:r>
         <w:rPr>
@@ -105,14 +98,7 @@
           <w:sz w:val="22"/>
           <w:szCs w:val="22"/>
         </w:rPr>
-        <w:t>pre-dementia state). We address two primary aims: (1) to e</w:t>
-      </w:r>
-      <w:r>
-        <w:rPr>
-          <w:sz w:val="22"/>
-          <w:szCs w:val="22"/>
-        </w:rPr>
-        <w:t>valuate</w:t>
+        <w:t>pre-dementia state). We address two primary aims: (1) to evaluate</w:t>
       </w:r>
       <w:r>
         <w:rPr>
@@ -128,21 +114,7 @@
           <w:sz w:val="22"/>
           <w:szCs w:val="22"/>
         </w:rPr>
-        <w:t xml:space="preserve">the change in </w:t>
-      </w:r>
-      <w:r>
-        <w:rPr>
-          <w:sz w:val="22"/>
-          <w:szCs w:val="22"/>
-        </w:rPr>
-        <w:t>peripheral inflammation, cognition, and brain structure</w:t>
-      </w:r>
-      <w:r>
-        <w:rPr>
-          <w:sz w:val="22"/>
-          <w:szCs w:val="22"/>
-        </w:rPr>
-        <w:t xml:space="preserve"> over time in aMCI patients and (2) to </w:t>
+        <w:t xml:space="preserve">the change in peripheral inflammation, cognition, and brain structure over time in aMCI patients and (2) to </w:t>
       </w:r>
       <w:r>
         <w:rPr>
@@ -622,21 +594,7 @@
           <w:sz w:val="22"/>
           <w:szCs w:val="22"/>
         </w:rPr>
-        <w:t>), MCP-1 is significantly associated with worse memory scores (</w:t>
-      </w:r>
-      <w:r>
-        <w:rPr>
-          <w:sz w:val="22"/>
-          <w:szCs w:val="22"/>
-        </w:rPr>
-        <w:t xml:space="preserve">n = 122, </w:t>
-      </w:r>
-      <w:r>
-        <w:rPr>
-          <w:sz w:val="22"/>
-          <w:szCs w:val="22"/>
-        </w:rPr>
-        <w:t>effect</w:t>
+        <w:t>), MCP-1 is significantly associated with worse memory scores (n = 122, effect</w:t>
       </w:r>
       <w:r>
         <w:rPr>
@@ -672,6 +630,280 @@
           <w:szCs w:val="22"/>
         </w:rPr>
         <w:t>an alpha threshold of 0.05. In worse-case scenarios, we will assume a larger effect size, higher variance, and a lower alpha threshold based on family-wise Type I error correction. This variety of scenarios will generate a range of potential power values with the given sample size and will provide context for the likelihood that the study is adequately powered across all outcomes of interest.</w:t>
+      </w:r>
+    </w:p>
+    <w:p>
+      <w:pPr>
+        <w:spacing w:line="480" w:lineRule="auto"/>
+        <w:rPr>
+          <w:sz w:val="22"/>
+          <w:szCs w:val="22"/>
+        </w:rPr>
+      </w:pPr>
+    </w:p>
+    <w:p>
+      <w:pPr>
+        <w:spacing w:line="480" w:lineRule="auto"/>
+        <w:rPr>
+          <w:sz w:val="22"/>
+          <w:szCs w:val="22"/>
+        </w:rPr>
+      </w:pPr>
+    </w:p>
+    <w:p>
+      <w:pPr>
+        <w:spacing w:line="480" w:lineRule="auto"/>
+        <w:rPr>
+          <w:sz w:val="22"/>
+          <w:szCs w:val="22"/>
+        </w:rPr>
+      </w:pPr>
+    </w:p>
+    <w:p>
+      <w:pPr>
+        <w:spacing w:line="240" w:lineRule="auto"/>
+        <w:rPr>
+          <w:sz w:val="22"/>
+          <w:szCs w:val="22"/>
+        </w:rPr>
+      </w:pPr>
+      <w:r>
+        <w:rPr>
+          <w:sz w:val="22"/>
+          <w:szCs w:val="22"/>
+        </w:rPr>
+        <w:lastRenderedPageBreak/>
+        <w:t>1a) Predictors: Baseline chemokines &amp; c</w:t>
+      </w:r>
+      <w:r>
+        <w:rPr>
+          <w:sz w:val="22"/>
+          <w:szCs w:val="22"/>
+        </w:rPr>
+        <w:t>yt</w:t>
+      </w:r>
+      <w:r>
+        <w:rPr>
+          <w:sz w:val="22"/>
+          <w:szCs w:val="22"/>
+        </w:rPr>
+        <w:t>okines, include baseline Memory consolidation and AD signature cortical thickness respective to outcome</w:t>
+      </w:r>
+    </w:p>
+    <w:p>
+      <w:pPr>
+        <w:spacing w:line="240" w:lineRule="auto"/>
+        <w:rPr>
+          <w:sz w:val="22"/>
+          <w:szCs w:val="22"/>
+        </w:rPr>
+      </w:pPr>
+      <w:r>
+        <w:rPr>
+          <w:sz w:val="22"/>
+          <w:szCs w:val="22"/>
+        </w:rPr>
+        <w:tab/>
+        <w:t xml:space="preserve">Which chemokines and cytokines? Only </w:t>
+      </w:r>
+      <w:proofErr w:type="spellStart"/>
+      <w:r>
+        <w:rPr>
+          <w:sz w:val="22"/>
+          <w:szCs w:val="22"/>
+        </w:rPr>
+        <w:t>Eotaxin</w:t>
+      </w:r>
+      <w:proofErr w:type="spellEnd"/>
+      <w:r>
+        <w:rPr>
+          <w:sz w:val="22"/>
+          <w:szCs w:val="22"/>
+        </w:rPr>
+        <w:t xml:space="preserve"> and MCP? </w:t>
+      </w:r>
+    </w:p>
+    <w:p>
+      <w:pPr>
+        <w:spacing w:line="240" w:lineRule="auto"/>
+        <w:rPr>
+          <w:sz w:val="22"/>
+          <w:szCs w:val="22"/>
+        </w:rPr>
+      </w:pPr>
+      <w:r>
+        <w:rPr>
+          <w:sz w:val="22"/>
+          <w:szCs w:val="22"/>
+        </w:rPr>
+        <w:t xml:space="preserve">1b) Predictors: Change in chemokines &amp; cytokines </w:t>
+      </w:r>
+    </w:p>
+    <w:p>
+      <w:pPr>
+        <w:spacing w:line="240" w:lineRule="auto"/>
+        <w:rPr>
+          <w:sz w:val="22"/>
+          <w:szCs w:val="22"/>
+        </w:rPr>
+      </w:pPr>
+      <w:r>
+        <w:rPr>
+          <w:sz w:val="22"/>
+          <w:szCs w:val="22"/>
+        </w:rPr>
+        <w:t xml:space="preserve">1a &amp; b: Change in 1-year for all 6 outcomes </w:t>
+      </w:r>
+    </w:p>
+    <w:p>
+      <w:pPr>
+        <w:spacing w:line="240" w:lineRule="auto"/>
+        <w:rPr>
+          <w:sz w:val="22"/>
+          <w:szCs w:val="22"/>
+        </w:rPr>
+      </w:pPr>
+      <w:r>
+        <w:rPr>
+          <w:sz w:val="22"/>
+          <w:szCs w:val="22"/>
+        </w:rPr>
+        <w:t>2) Predictors: Change in amyloid deposition * change in chemokines/cytokines (only those significant in 1b)</w:t>
+      </w:r>
+    </w:p>
+    <w:p>
+      <w:pPr>
+        <w:spacing w:line="240" w:lineRule="auto"/>
+        <w:rPr>
+          <w:sz w:val="22"/>
+          <w:szCs w:val="22"/>
+        </w:rPr>
+      </w:pPr>
+      <w:r>
+        <w:rPr>
+          <w:sz w:val="22"/>
+          <w:szCs w:val="22"/>
+        </w:rPr>
+        <w:t>Covariates: age, sex, education, clinical dementia, geriatric depression, NSAID use, BMI, blood pressure, APOE genotype, history of hypercholesterolemia, immune-related health conditions</w:t>
+      </w:r>
+    </w:p>
+    <w:p>
+      <w:pPr>
+        <w:spacing w:line="240" w:lineRule="auto"/>
+        <w:rPr>
+          <w:sz w:val="22"/>
+          <w:szCs w:val="22"/>
+        </w:rPr>
+      </w:pPr>
+      <w:r>
+        <w:rPr>
+          <w:sz w:val="22"/>
+          <w:szCs w:val="22"/>
+        </w:rPr>
+        <w:t>Descriptive statistics in HC vs aMCI (Table 1)</w:t>
+      </w:r>
+    </w:p>
+    <w:p>
+      <w:pPr>
+        <w:spacing w:line="240" w:lineRule="auto"/>
+        <w:rPr>
+          <w:sz w:val="22"/>
+          <w:szCs w:val="22"/>
+        </w:rPr>
+      </w:pPr>
+      <w:r>
+        <w:rPr>
+          <w:sz w:val="22"/>
+          <w:szCs w:val="22"/>
+        </w:rPr>
+        <w:t>Correlation analysis for inflammatory markers and memory consolidation variables</w:t>
+      </w:r>
+    </w:p>
+    <w:p>
+      <w:pPr>
+        <w:spacing w:line="240" w:lineRule="auto"/>
+        <w:rPr>
+          <w:sz w:val="22"/>
+          <w:szCs w:val="22"/>
+        </w:rPr>
+      </w:pPr>
+      <w:r>
+        <w:rPr>
+          <w:sz w:val="22"/>
+          <w:szCs w:val="22"/>
+        </w:rPr>
+        <w:t>Will make preliminary data available so we can do power calculations (for a couple outcomes/predictors)</w:t>
+      </w:r>
+    </w:p>
+    <w:p>
+      <w:pPr>
+        <w:spacing w:line="240" w:lineRule="auto"/>
+        <w:rPr>
+          <w:sz w:val="22"/>
+          <w:szCs w:val="22"/>
+        </w:rPr>
+      </w:pPr>
+      <w:r>
+        <w:rPr>
+          <w:sz w:val="22"/>
+          <w:szCs w:val="22"/>
+        </w:rPr>
+        <w:t xml:space="preserve">No control/aMCI indicator, but include </w:t>
+      </w:r>
+      <w:r>
+        <w:rPr>
+          <w:sz w:val="22"/>
+          <w:szCs w:val="22"/>
+        </w:rPr>
+        <w:t>all subjects in models</w:t>
+      </w:r>
+    </w:p>
+    <w:p>
+      <w:pPr>
+        <w:spacing w:line="240" w:lineRule="auto"/>
+        <w:rPr>
+          <w:sz w:val="22"/>
+          <w:szCs w:val="22"/>
+        </w:rPr>
+      </w:pPr>
+      <w:r>
+        <w:rPr>
+          <w:sz w:val="22"/>
+          <w:szCs w:val="22"/>
+        </w:rPr>
+        <w:t>Need to have at least 80% power across range of correlations between outcomes</w:t>
+      </w:r>
+    </w:p>
+    <w:p>
+      <w:pPr>
+        <w:spacing w:line="240" w:lineRule="auto"/>
+        <w:rPr>
+          <w:sz w:val="22"/>
+          <w:szCs w:val="22"/>
+        </w:rPr>
+      </w:pPr>
+      <w:r>
+        <w:rPr>
+          <w:sz w:val="22"/>
+          <w:szCs w:val="22"/>
+        </w:rPr>
+        <w:t>Describe what to do based on different potential results from preliminary data analysis</w:t>
+      </w:r>
+    </w:p>
+    <w:p>
+      <w:pPr>
+        <w:spacing w:line="240" w:lineRule="auto"/>
+        <w:rPr>
+          <w:sz w:val="22"/>
+          <w:szCs w:val="22"/>
+        </w:rPr>
+      </w:pPr>
+      <w:r>
+        <w:rPr>
+          <w:sz w:val="22"/>
+          <w:szCs w:val="22"/>
+        </w:rPr>
+        <w:t>Need to adjust p-value, don’t use Bonferroni because there are correlations between outcomes/predictors; simulate a range of plausible correlations</w:t>
       </w:r>
     </w:p>
     <w:sectPr>
@@ -1497,6 +1729,7 @@
   <w:style w:type="character" w:default="1" w:styleId="DefaultParagraphFont">
     <w:name w:val="Default Paragraph Font"/>
     <w:uiPriority w:val="1"/>
+    <w:semiHidden/>
     <w:unhideWhenUsed/>
   </w:style>
   <w:style w:type="table" w:default="1" w:styleId="TableNormal">
